--- a/manual/Accouting_Manual/generated_20260408/docx/5.2_5.2 เลือกเทมเพลตฟอร์มเช็ค (Cheque Form Template).docx
+++ b/manual/Accouting_Manual/generated_20260408/docx/5.2_5.2 เลือกเทมเพลตฟอร์มเช็ค (Cheque Form Template).docx
@@ -2,6 +2,12 @@
 <file path=word/document.xml><?xml version="1.0" encoding="utf-8"?>
 <w:document xmlns:wpc="http://schemas.microsoft.com/office/word/2010/wordprocessingCanvas" xmlns:mo="http://schemas.microsoft.com/office/mac/office/2008/main" xmlns:mc="http://schemas.openxmlformats.org/markup-compatibility/2006" xmlns:mv="urn:schemas-microsoft-com:mac:vml" xmlns:o="urn:schemas-microsoft-com:office:office" xmlns:r="http://schemas.openxmlformats.org/officeDocument/2006/relationships" xmlns:m="http://schemas.openxmlformats.org/officeDocument/2006/math" xmlns:v="urn:schemas-microsoft-com:vml" xmlns:wp14="http://schemas.microsoft.com/office/word/2010/wordprocessingDrawing" xmlns:wp="http://schemas.openxmlformats.org/drawingml/2006/wordprocessingDrawing" xmlns:w10="urn:schemas-microsoft-com:office:word" xmlns:w="http://schemas.openxmlformats.org/wordprocessingml/2006/main" xmlns:w14="http://schemas.microsoft.com/office/word/2010/wordml" xmlns:wpg="http://schemas.microsoft.com/office/word/2010/wordprocessingGroup" xmlns:wpi="http://schemas.microsoft.com/office/word/2010/wordprocessingInk" xmlns:wne="http://schemas.microsoft.com/office/word/2006/wordml" xmlns:wps="http://schemas.microsoft.com/office/word/2010/wordprocessingShape" mc:Ignorable="w14 wp14">
   <w:body>
+    <w:sectPr>
+      <w:pgSz w:w="12240" w:h="15840"/>
+      <w:pgMar w:top="1008" w:right="1152" w:bottom="1008" w:left="1152" w:header="720" w:footer="720" w:gutter="0"/>
+      <w:cols w:space="720"/>
+      <w:docGrid w:linePitch="360"/>
+    </w:sectPr>
     <w:p>
       <w:pPr>
         <w:jc w:val="center"/>
@@ -117,13 +123,7 @@
         <w:pStyle w:val="ListBullet"/>
       </w:pPr>
       <w:r>
-        <w:rPr>
-          <w:rFonts w:ascii="TH Sarabun New" w:hAnsi="TH Sarabun New" w:eastAsia="TH Sarabun New"/>
-          <w:b w:val="0"/>
-          <w:i w:val="0"/>
-          <w:sz w:val="32"/>
-        </w:rPr>
-        <w:t>ใน local UAT มี Template ตัวอย่างชื่อ Standard Cheque และถูกใช้ร่วมกับ Journal PBAY1</w:t>
+        <w:t>ในระบบ มี Template ตัวอย่างชื่อ Standard Cheque และถูกใช้ร่วมกับ Journal PBAY1</w:t>
       </w:r>
     </w:p>
     <w:p>
@@ -142,54 +142,7 @@
     </w:p>
     <w:p>
       <w:r>
-        <w:rPr>
-          <w:rFonts w:ascii="TH Sarabun New" w:hAnsi="TH Sarabun New" w:eastAsia="TH Sarabun New"/>
-          <w:b/>
-          <w:i w:val="0"/>
-          <w:color w:val="1F4E79"/>
-          <w:sz w:val="36"/>
-        </w:rPr>
-        <w:t>เมนูที่ใช้</w:t>
-      </w:r>
-    </w:p>
-    <w:p>
-      <w:pPr>
-        <w:pStyle w:val="ListBullet"/>
-      </w:pPr>
-      <w:r>
-        <w:rPr>
-          <w:rFonts w:ascii="TH Sarabun New" w:hAnsi="TH Sarabun New" w:eastAsia="TH Sarabun New"/>
-          <w:b w:val="0"/>
-          <w:i w:val="0"/>
-          <w:sz w:val="32"/>
-        </w:rPr>
-        <w:t>Cheque &gt; Configuration &gt; Cheque Lists</w:t>
-      </w:r>
-    </w:p>
-    <w:p>
-      <w:pPr>
-        <w:pStyle w:val="ListBullet"/>
-      </w:pPr>
-      <w:r>
-        <w:rPr>
-          <w:rFonts w:ascii="TH Sarabun New" w:hAnsi="TH Sarabun New" w:eastAsia="TH Sarabun New"/>
-          <w:b w:val="0"/>
-          <w:i w:val="0"/>
-          <w:sz w:val="32"/>
-        </w:rPr>
-        <w:t>Accounting &gt; Configuration &gt; Journals</w:t>
-      </w:r>
-    </w:p>
-    <w:p>
-      <w:r>
-        <w:rPr>
-          <w:rFonts w:ascii="TH Sarabun New" w:hAnsi="TH Sarabun New" w:eastAsia="TH Sarabun New"/>
-          <w:b/>
-          <w:i w:val="0"/>
-          <w:color w:val="1F4E79"/>
-          <w:sz w:val="36"/>
-        </w:rPr>
-        <w:t>ฟังก์ชันที่ทำได้จริง</w:t>
+        <w:t>สิ่งที่ทำได้ในหน้าจอนี้</w:t>
       </w:r>
     </w:p>
     <w:tbl>
@@ -410,28 +363,13 @@
     </w:tbl>
     <w:p>
       <w:r>
-        <w:rPr>
-          <w:rFonts w:ascii="TH Sarabun New" w:hAnsi="TH Sarabun New" w:eastAsia="TH Sarabun New"/>
-          <w:b/>
-          <w:i w:val="0"/>
-          <w:color w:val="1F4E79"/>
-          <w:sz w:val="36"/>
-        </w:rPr>
-        <w:t>ขั้นตอนการใช้งาน</w:t>
+        <w:t>1. เข้าใช้งานจากหน้าหลัก</w:t>
       </w:r>
     </w:p>
     <w:p>
-      <w:r>
-        <w:rPr>
-          <w:rFonts w:ascii="TH Sarabun New" w:hAnsi="TH Sarabun New" w:eastAsia="TH Sarabun New"/>
-          <w:b/>
-          <w:i w:val="0"/>
-          <w:sz w:val="32"/>
-        </w:rPr>
-        <w:t>ขั้นตอนที่ 1 เปิดและตรวจ Template</w:t>
-      </w:r>
-    </w:p>
-    <w:p>
+      <w:pPr>
+        <w:pStyle w:val="ListBullet"/>
+      </w:pPr>
       <w:r>
         <w:rPr>
           <w:rFonts w:ascii="TH Sarabun New" w:hAnsi="TH Sarabun New" w:eastAsia="TH Sarabun New"/>
@@ -439,10 +377,13 @@
           <w:i w:val="0"/>
           <w:sz w:val="32"/>
         </w:rPr>
-        <w:t>1. เข้าเมนู Cheque &gt; Configuration &gt; Cheque Lists แล้วเปิด Template ชื่อ Standard Cheque</w:t>
+        <w:t>Cheque &gt; Configuration &gt; Cheque Lists</w:t>
       </w:r>
     </w:p>
     <w:p>
+      <w:pPr>
+        <w:pStyle w:val="ListBullet"/>
+      </w:pPr>
       <w:r>
         <w:rPr>
           <w:rFonts w:ascii="TH Sarabun New" w:hAnsi="TH Sarabun New" w:eastAsia="TH Sarabun New"/>
@@ -450,96 +391,15 @@
           <w:i w:val="0"/>
           <w:sz w:val="32"/>
         </w:rPr>
-        <w:t>2. ตรวจสอบขนาดเช็ค ความสูง ความกว้าง และค่าระยะขอบหลัก ๆ ให้ตรงกับกระดาษเช็คของธนาคาร</w:t>
+        <w:t>Accounting &gt; Configuration &gt; Journals</w:t>
       </w:r>
     </w:p>
     <w:p>
       <w:r>
         <w:rPr>
-          <w:rFonts w:ascii="TH Sarabun New" w:hAnsi="TH Sarabun New" w:eastAsia="TH Sarabun New"/>
-          <w:b/>
-          <w:i w:val="0"/>
-          <w:sz w:val="32"/>
+          <w:b w:val="0"/>
         </w:rPr>
-        <w:t>ขั้นตอนที่ 2 ตรวจฟิลด์ตำแหน่งพิมพ์</w:t>
-      </w:r>
-    </w:p>
-    <w:p>
-      <w:r>
-        <w:rPr>
-          <w:rFonts w:ascii="TH Sarabun New" w:hAnsi="TH Sarabun New" w:eastAsia="TH Sarabun New"/>
-          <w:b w:val="0"/>
-          <w:i w:val="0"/>
-          <w:sz w:val="32"/>
-        </w:rPr>
-        <w:t>1. ตรวจกลุ่มฟิลด์ที่เกี่ยวกับวันที่เช็ค ชื่อผู้รับเงิน จำนวนเงินตัวเลข และจำนวนเงินตัวอักษร</w:t>
-      </w:r>
-    </w:p>
-    <w:p>
-      <w:r>
-        <w:rPr>
-          <w:rFonts w:ascii="TH Sarabun New" w:hAnsi="TH Sarabun New" w:eastAsia="TH Sarabun New"/>
-          <w:b w:val="0"/>
-          <w:i w:val="0"/>
-          <w:sz w:val="32"/>
-        </w:rPr>
-        <w:t>2. หากต้องปรับตำแหน่ง ให้แก้เฉพาะค่าที่เกี่ยวข้องและจดบันทึกค่าเดิมไว้ก่อนทุกครั้ง</w:t>
-      </w:r>
-    </w:p>
-    <w:p>
-      <w:r>
-        <w:rPr>
-          <w:rFonts w:ascii="TH Sarabun New" w:hAnsi="TH Sarabun New" w:eastAsia="TH Sarabun New"/>
-          <w:b/>
-          <w:i w:val="0"/>
-          <w:sz w:val="32"/>
-        </w:rPr>
-        <w:t>ขั้นตอนที่ 3 ผูกกับ Journal</w:t>
-      </w:r>
-    </w:p>
-    <w:p>
-      <w:r>
-        <w:rPr>
-          <w:rFonts w:ascii="TH Sarabun New" w:hAnsi="TH Sarabun New" w:eastAsia="TH Sarabun New"/>
-          <w:b w:val="0"/>
-          <w:i w:val="0"/>
-          <w:sz w:val="32"/>
-        </w:rPr>
-        <w:t>1. กลับไปที่เมนู Accounting &gt; Configuration &gt; Journals แล้วเปิด PBAY1</w:t>
-      </w:r>
-    </w:p>
-    <w:p>
-      <w:r>
-        <w:rPr>
-          <w:rFonts w:ascii="TH Sarabun New" w:hAnsi="TH Sarabun New" w:eastAsia="TH Sarabun New"/>
-          <w:b w:val="0"/>
-          <w:i w:val="0"/>
-          <w:sz w:val="32"/>
-        </w:rPr>
-        <w:t>2. ตรวจว่าฟิลด์ Cheque Form ของ Journal ผูกกับ Standard Cheque แล้ว</w:t>
-      </w:r>
-    </w:p>
-    <w:p>
-      <w:r>
-        <w:rPr>
-          <w:rFonts w:ascii="TH Sarabun New" w:hAnsi="TH Sarabun New" w:eastAsia="TH Sarabun New"/>
-          <w:b w:val="0"/>
-          <w:i w:val="0"/>
-          <w:sz w:val="32"/>
-        </w:rPr>
-        <w:t>3. ทดสอบพิมพ์กับกระดาษเปล่าก่อนใช้กับเช็คจริง</w:t>
-      </w:r>
-    </w:p>
-    <w:p>
-      <w:r>
-        <w:rPr>
-          <w:rFonts w:ascii="TH Sarabun New" w:hAnsi="TH Sarabun New" w:eastAsia="TH Sarabun New"/>
-          <w:b/>
-          <w:i w:val="0"/>
-          <w:color w:val="1F4E79"/>
-          <w:sz w:val="36"/>
-        </w:rPr>
-        <w:t>ภาพประกอบการใช้งาน</w:t>
+        <w:t>ให้เริ่มจากหน้า Dashboard แล้วกดเข้าโมดูลตามภาพ จากนั้นกดเมนูย่อยตามหมายเลขในภาพเพื่อเข้าสู่หน้าที่ใช้ทำรายการจริง.</w:t>
       </w:r>
     </w:p>
     <w:p>
@@ -549,8 +409,8 @@
       <w:r>
         <w:drawing>
           <wp:inline xmlns:a="http://schemas.openxmlformats.org/drawingml/2006/main" xmlns:pic="http://schemas.openxmlformats.org/drawingml/2006/picture">
-            <wp:extent cx="5943600" cy="4457700"/>
-            <wp:docPr id="1" name="Picture 1"/>
+            <wp:extent cx="5852160" cy="4389120"/>
+            <wp:docPr id="4" name="Picture 4"/>
             <wp:cNvGraphicFramePr>
               <a:graphicFrameLocks noChangeAspect="1"/>
             </wp:cNvGraphicFramePr>
@@ -558,11 +418,11 @@
               <a:graphicData uri="http://schemas.openxmlformats.org/drawingml/2006/picture">
                 <pic:pic>
                   <pic:nvPicPr>
-                    <pic:cNvPr id="0" name="template_manual_annotated.png"/>
+                    <pic:cNvPr id="0" name="image.png"/>
                     <pic:cNvPicPr/>
                   </pic:nvPicPr>
                   <pic:blipFill>
-                    <a:blip r:embed="rId9"/>
+                    <a:blip r:embed="rId10"/>
                     <a:stretch>
                       <a:fillRect/>
                     </a:stretch>
@@ -570,7 +430,7 @@
                   <pic:spPr>
                     <a:xfrm>
                       <a:off x="0" y="0"/>
-                      <a:ext cx="5943600" cy="4457700"/>
+                      <a:ext cx="5852160" cy="4389120"/>
                     </a:xfrm>
                     <a:prstGeom prst="rect"/>
                   </pic:spPr>
@@ -586,25 +446,59 @@
         <w:jc w:val="center"/>
       </w:pPr>
       <w:r>
-        <w:rPr>
-          <w:rFonts w:ascii="TH Sarabun New" w:hAnsi="TH Sarabun New" w:eastAsia="TH Sarabun New"/>
-          <w:b w:val="0"/>
-          <w:i/>
-          <w:sz w:val="28"/>
-        </w:rPr>
-        <w:t>รูป 5.2.1 หน้าจอ Template ของเช็ค พร้อมจุดหลักที่ใช้ปรับตำแหน่งพิมพ์</w:t>
+        <w:t>รูป 5.2A.1 หน้า Dashboard สำหรับเข้าโมดูล Cheque</w:t>
+      </w:r>
+    </w:p>
+    <w:p>
+      <w:pPr>
+        <w:jc w:val="center"/>
+      </w:pPr>
+      <w:r>
+        <w:drawing>
+          <wp:inline xmlns:a="http://schemas.openxmlformats.org/drawingml/2006/main" xmlns:pic="http://schemas.openxmlformats.org/drawingml/2006/picture">
+            <wp:extent cx="5852160" cy="4389120"/>
+            <wp:docPr id="5" name="Picture 5"/>
+            <wp:cNvGraphicFramePr>
+              <a:graphicFrameLocks noChangeAspect="1"/>
+            </wp:cNvGraphicFramePr>
+            <a:graphic>
+              <a:graphicData uri="http://schemas.openxmlformats.org/drawingml/2006/picture">
+                <pic:pic>
+                  <pic:nvPicPr>
+                    <pic:cNvPr id="0" name="image.png"/>
+                    <pic:cNvPicPr/>
+                  </pic:nvPicPr>
+                  <pic:blipFill>
+                    <a:blip r:embed="rId11"/>
+                    <a:stretch>
+                      <a:fillRect/>
+                    </a:stretch>
+                  </pic:blipFill>
+                  <pic:spPr>
+                    <a:xfrm>
+                      <a:off x="0" y="0"/>
+                      <a:ext cx="5852160" cy="4389120"/>
+                    </a:xfrm>
+                    <a:prstGeom prst="rect"/>
+                  </pic:spPr>
+                </pic:pic>
+              </a:graphicData>
+            </a:graphic>
+          </wp:inline>
+        </w:drawing>
+      </w:r>
+    </w:p>
+    <w:p>
+      <w:pPr>
+        <w:jc w:val="center"/>
+      </w:pPr>
+      <w:r>
+        <w:t>รูป 5.2A.2 เมนู Cheque &gt; Configuration เพื่อเข้าเลือกเทมเพลตฟอร์มเช็ค</w:t>
       </w:r>
     </w:p>
     <w:p>
       <w:r>
-        <w:rPr>
-          <w:rFonts w:ascii="TH Sarabun New" w:hAnsi="TH Sarabun New" w:eastAsia="TH Sarabun New"/>
-          <w:b/>
-          <w:i w:val="0"/>
-          <w:color w:val="1F4E79"/>
-          <w:sz w:val="36"/>
-        </w:rPr>
-        <w:t>คำอธิบายฟิลด์และส่วนสำคัญบนหน้าจอ</w:t>
+        <w:t>คำอธิบายช่องสำคัญบนหน้าจอ</w:t>
       </w:r>
     </w:p>
     <w:p>
@@ -987,14 +881,7 @@
     </w:tbl>
     <w:p>
       <w:r>
-        <w:rPr>
-          <w:rFonts w:ascii="TH Sarabun New" w:hAnsi="TH Sarabun New" w:eastAsia="TH Sarabun New"/>
-          <w:b/>
-          <w:i w:val="0"/>
-          <w:color w:val="1F4E79"/>
-          <w:sz w:val="36"/>
-        </w:rPr>
-        <w:t>ตัวอย่าง Scenario จากข้อมูลจริงใน local UAT</w:t>
+        <w:t>ตัวอย่าง Scenario จากข้อมูลจริงในระบบ</w:t>
       </w:r>
     </w:p>
     <w:tbl>
@@ -1165,14 +1052,7 @@
     </w:tbl>
     <w:p>
       <w:r>
-        <w:rPr>
-          <w:rFonts w:ascii="TH Sarabun New" w:hAnsi="TH Sarabun New" w:eastAsia="TH Sarabun New"/>
-          <w:b/>
-          <w:i w:val="0"/>
-          <w:color w:val="1F4E79"/>
-          <w:sz w:val="36"/>
-        </w:rPr>
-        <w:t>ข้อควรระวัง</w:t>
+        <w:t>สิ่งที่ควรตรวจสอบก่อนบันทึก</w:t>
       </w:r>
     </w:p>
     <w:p>
@@ -1203,12 +1083,6 @@
         <w:t>ควรพิมพ์ทดสอบกับกระดาษเปล่าก่อนทุกครั้งเพื่อป้องกันการเสียหน้าเช็คจริง</w:t>
       </w:r>
     </w:p>
-    <w:sectPr>
-      <w:pgSz w:w="12240" w:h="15840"/>
-      <w:pgMar w:top="1008" w:right="1152" w:bottom="1008" w:left="1152" w:header="720" w:footer="720" w:gutter="0"/>
-      <w:cols w:space="720"/>
-      <w:docGrid w:linePitch="360"/>
-    </w:sectPr>
   </w:body>
 </w:document>
 </file>

--- a/manual/Accouting_Manual/generated_20260408/docx/5.2_5.2 เลือกเทมเพลตฟอร์มเช็ค (Cheque Form Template).docx
+++ b/manual/Accouting_Manual/generated_20260408/docx/5.2_5.2 เลือกเทมเพลตฟอร์มเช็ค (Cheque Form Template).docx
@@ -2,15 +2,12 @@
 <file path=word/document.xml><?xml version="1.0" encoding="utf-8"?>
 <w:document xmlns:wpc="http://schemas.microsoft.com/office/word/2010/wordprocessingCanvas" xmlns:mo="http://schemas.microsoft.com/office/mac/office/2008/main" xmlns:mc="http://schemas.openxmlformats.org/markup-compatibility/2006" xmlns:mv="urn:schemas-microsoft-com:mac:vml" xmlns:o="urn:schemas-microsoft-com:office:office" xmlns:r="http://schemas.openxmlformats.org/officeDocument/2006/relationships" xmlns:m="http://schemas.openxmlformats.org/officeDocument/2006/math" xmlns:v="urn:schemas-microsoft-com:vml" xmlns:wp14="http://schemas.microsoft.com/office/word/2010/wordprocessingDrawing" xmlns:wp="http://schemas.openxmlformats.org/drawingml/2006/wordprocessingDrawing" xmlns:w10="urn:schemas-microsoft-com:office:word" xmlns:w="http://schemas.openxmlformats.org/wordprocessingml/2006/main" xmlns:w14="http://schemas.microsoft.com/office/word/2010/wordml" xmlns:wpg="http://schemas.microsoft.com/office/word/2010/wordprocessingGroup" xmlns:wpi="http://schemas.microsoft.com/office/word/2010/wordprocessingInk" xmlns:wne="http://schemas.microsoft.com/office/word/2006/wordml" xmlns:wps="http://schemas.microsoft.com/office/word/2010/wordprocessingShape" mc:Ignorable="w14 wp14">
   <w:body>
-    <w:sectPr>
-      <w:pgSz w:w="12240" w:h="15840"/>
-      <w:pgMar w:top="1008" w:right="1152" w:bottom="1008" w:left="1152" w:header="720" w:footer="720" w:gutter="0"/>
-      <w:cols w:space="720"/>
-      <w:docGrid w:linePitch="360"/>
-    </w:sectPr>
     <w:p>
       <w:pPr>
+        <w:spacing w:before="0" w:after="120"/>
         <w:jc w:val="center"/>
+        <w:keepNext/>
+        <w:keepLines/>
       </w:pPr>
       <w:r>
         <w:rPr>
@@ -25,6 +22,7 @@
     </w:p>
     <w:p>
       <w:pPr>
+        <w:spacing w:before="0" w:after="120"/>
         <w:jc w:val="center"/>
       </w:pPr>
       <w:r>
@@ -37,8 +35,15 @@
         <w:t>Module Cheque</w:t>
       </w:r>
     </w:p>
-    <w:p/>
     <w:p>
+      <w:pPr>
+        <w:spacing w:before="0" w:after="120"/>
+      </w:pPr>
+    </w:p>
+    <w:p>
+      <w:pPr>
+        <w:spacing w:before="0" w:after="120"/>
+      </w:pPr>
       <w:r>
         <w:rPr>
           <w:rFonts w:ascii="TH Sarabun New" w:hAnsi="TH Sarabun New" w:eastAsia="TH Sarabun New"/>
@@ -53,6 +58,7 @@
     <w:p>
       <w:pPr>
         <w:pStyle w:val="ListBullet"/>
+        <w:spacing w:before="0" w:after="120"/>
       </w:pPr>
       <w:r>
         <w:rPr>
@@ -67,6 +73,7 @@
     <w:p>
       <w:pPr>
         <w:pStyle w:val="ListBullet"/>
+        <w:spacing w:before="0" w:after="120"/>
       </w:pPr>
       <w:r>
         <w:rPr>
@@ -81,6 +88,7 @@
     <w:p>
       <w:pPr>
         <w:pStyle w:val="ListBullet"/>
+        <w:spacing w:before="0" w:after="120"/>
       </w:pPr>
       <w:r>
         <w:rPr>
@@ -93,6 +101,11 @@
       </w:r>
     </w:p>
     <w:p>
+      <w:pPr>
+        <w:spacing w:before="0" w:after="120"/>
+        <w:jc w:val="center"/>
+        <w:keepNext/>
+      </w:pPr>
       <w:r>
         <w:rPr>
           <w:rFonts w:ascii="TH Sarabun New" w:hAnsi="TH Sarabun New" w:eastAsia="TH Sarabun New"/>
@@ -107,6 +120,7 @@
     <w:p>
       <w:pPr>
         <w:pStyle w:val="ListBullet"/>
+        <w:spacing w:before="0" w:after="120"/>
       </w:pPr>
       <w:r>
         <w:rPr>
@@ -121,9 +135,79 @@
     <w:p>
       <w:pPr>
         <w:pStyle w:val="ListBullet"/>
+        <w:spacing w:before="0" w:after="120"/>
       </w:pPr>
       <w:r>
+        <w:rPr>
+          <w:rFonts w:ascii="TH Sarabun New" w:hAnsi="TH Sarabun New" w:eastAsia="TH Sarabun New"/>
+          <w:b w:val="0"/>
+          <w:i w:val="0"/>
+          <w:sz w:val="32"/>
+        </w:rPr>
+      </w:r>
+      <w:r>
+        <w:rPr>
+          <w:rFonts w:ascii="TH Sarabun New" w:hAnsi="TH Sarabun New" w:eastAsia="TH Sarabun New"/>
+          <w:b w:val="0"/>
+          <w:sz w:val="32"/>
+        </w:rPr>
         <w:t>ในระบบ มี Template ตัวอย่างชื่อ Standard Cheque และถูกใช้ร่วมกับ Journal PBAY1</w:t>
+      </w:r>
+    </w:p>
+    <w:p>
+      <w:pPr>
+        <w:pStyle w:val="ListBullet"/>
+        <w:spacing w:before="0" w:after="120"/>
+      </w:pPr>
+      <w:r>
+        <w:rPr>
+          <w:rFonts w:ascii="TH Sarabun New" w:hAnsi="TH Sarabun New" w:eastAsia="TH Sarabun New"/>
+          <w:b w:val="0"/>
+          <w:i w:val="0"/>
+          <w:sz w:val="32"/>
+        </w:rPr>
+        <w:t>ผู้ใช้งานควรเข้าใจทั้งขนาดกระดาษเช็ค ระยะขอบ ตำแหน่งวันที่ ชื่อผู้รับเงิน จำนวนเงินตัวเลข และจำนวนเงินตัวอักษร ก่อนนำไปพิมพ์กับเช็คจริง</w:t>
+      </w:r>
+    </w:p>
+    <w:p>
+      <w:r>
+        <w:rPr>
+          <w:rFonts w:ascii="TH Sarabun New" w:hAnsi="TH Sarabun New" w:eastAsia="TH Sarabun New"/>
+          <w:b/>
+          <w:sz w:val="32"/>
+        </w:rPr>
+        <w:t>แนวทางการใช้งาน</w:t>
+      </w:r>
+    </w:p>
+    <w:p>
+      <w:r>
+        <w:rPr>
+          <w:rFonts w:ascii="TH Sarabun New" w:hAnsi="TH Sarabun New" w:eastAsia="TH Sarabun New"/>
+          <w:b w:val="0"/>
+          <w:sz w:val="32"/>
+        </w:rPr>
+        <w:t>Cheque Form Template ใช้กำหนดรูปแบบการพิมพ์เช็ค เช่น ตำแหน่งวันที่ ชื่อผู้รับเงิน จำนวนเงิน และข้อความกำกับบนกระดาษเช็คจริง.</w:t>
+      </w:r>
+    </w:p>
+    <w:p>
+      <w:r>
+        <w:rPr>
+          <w:rFonts w:ascii="TH Sarabun New" w:hAnsi="TH Sarabun New" w:eastAsia="TH Sarabun New"/>
+          <w:b w:val="0"/>
+          <w:sz w:val="32"/>
+        </w:rPr>
+        <w:t>แนวทางที่ควรทำคือเลือกเทมเพลตให้ตรงกับแบบฟอร์มเช็คที่ใช้อยู่จริงในองค์กร และทดสอบพิมพ์อย่างน้อยหนึ่งครั้งก่อนนำไปใช้กับเช็คจริง.</w:t>
+      </w:r>
+    </w:p>
+    <w:p>
+      <w:r>
+        <w:rPr>
+          <w:rFonts w:ascii="TH Sarabun New" w:hAnsi="TH Sarabun New" w:eastAsia="TH Sarabun New"/>
+          <w:b/>
+          <w:i w:val="0"/>
+          <w:sz w:val="32"/>
+        </w:rPr>
+        <w:t>เมนูที่ใช้</w:t>
       </w:r>
     </w:p>
     <w:p>
@@ -137,12 +221,148 @@
           <w:i w:val="0"/>
           <w:sz w:val="32"/>
         </w:rPr>
-        <w:t>ผู้ใช้งานควรเข้าใจทั้งขนาดกระดาษเช็ค ระยะขอบ ตำแหน่งวันที่ ชื่อผู้รับเงิน จำนวนเงินตัวเลข และจำนวนเงินตัวอักษร ก่อนนำไปพิมพ์กับเช็คจริง</w:t>
+        <w:t>Cheque &gt; Configuration &gt; Cheque Lists</w:t>
+      </w:r>
+    </w:p>
+    <w:p>
+      <w:pPr>
+        <w:pStyle w:val="ListBullet"/>
+      </w:pPr>
+      <w:r>
+        <w:rPr>
+          <w:rFonts w:ascii="TH Sarabun New" w:hAnsi="TH Sarabun New" w:eastAsia="TH Sarabun New"/>
+          <w:b w:val="0"/>
+          <w:i w:val="0"/>
+          <w:sz w:val="32"/>
+        </w:rPr>
+        <w:t>Accounting &gt; Configuration &gt; Journals</w:t>
       </w:r>
     </w:p>
     <w:p>
       <w:r>
-        <w:t>สิ่งที่ทำได้ในหน้าจอนี้</w:t>
+        <w:rPr>
+          <w:rFonts w:ascii="TH Sarabun New" w:hAnsi="TH Sarabun New" w:eastAsia="TH Sarabun New"/>
+          <w:b/>
+          <w:i w:val="0"/>
+          <w:sz w:val="32"/>
+        </w:rPr>
+        <w:t>3. ขั้นตอนการใช้งาน</w:t>
+      </w:r>
+    </w:p>
+    <w:p>
+      <w:r>
+        <w:rPr>
+          <w:rFonts w:ascii="TH Sarabun New" w:hAnsi="TH Sarabun New" w:eastAsia="TH Sarabun New"/>
+          <w:b w:val="0"/>
+          <w:i w:val="0"/>
+          <w:sz w:val="32"/>
+        </w:rPr>
+        <w:t>1. เริ่มจากหน้า Dashboard แล้วคลิกเข้าโมดูล Cheque</w:t>
+      </w:r>
+    </w:p>
+    <w:p>
+      <w:r>
+        <w:drawing>
+          <wp:inline xmlns:a="http://schemas.openxmlformats.org/drawingml/2006/main" xmlns:pic="http://schemas.openxmlformats.org/drawingml/2006/picture">
+            <wp:extent cx="5669280" cy="4251960"/>
+            <wp:docPr id="1" name="Picture 1"/>
+            <wp:cNvGraphicFramePr>
+              <a:graphicFrameLocks noChangeAspect="1"/>
+            </wp:cNvGraphicFramePr>
+            <a:graphic>
+              <a:graphicData uri="http://schemas.openxmlformats.org/drawingml/2006/picture">
+                <pic:pic>
+                  <pic:nvPicPr>
+                    <pic:cNvPr id="0" name="image.png"/>
+                    <pic:cNvPicPr/>
+                  </pic:nvPicPr>
+                  <pic:blipFill>
+                    <a:blip r:embed="rId10"/>
+                    <a:stretch>
+                      <a:fillRect/>
+                    </a:stretch>
+                  </pic:blipFill>
+                  <pic:spPr>
+                    <a:xfrm>
+                      <a:off x="0" y="0"/>
+                      <a:ext cx="5669280" cy="4251960"/>
+                    </a:xfrm>
+                    <a:prstGeom prst="rect"/>
+                  </pic:spPr>
+                </pic:pic>
+              </a:graphicData>
+            </a:graphic>
+          </wp:inline>
+        </w:drawing>
+      </w:r>
+    </w:p>
+    <w:p>
+      <w:r>
+        <w:rPr>
+          <w:rFonts w:ascii="TH Sarabun New" w:hAnsi="TH Sarabun New" w:eastAsia="TH Sarabun New"/>
+          <w:b w:val="0"/>
+          <w:i/>
+          <w:sz w:val="28"/>
+        </w:rPr>
+        <w:t>ภาพประกอบขั้นตอนที่ 1</w:t>
+      </w:r>
+    </w:p>
+    <w:p>
+      <w:r>
+        <w:rPr>
+          <w:rFonts w:ascii="TH Sarabun New" w:hAnsi="TH Sarabun New" w:eastAsia="TH Sarabun New"/>
+          <w:b w:val="0"/>
+          <w:i w:val="0"/>
+          <w:sz w:val="32"/>
+        </w:rPr>
+        <w:t>2. เมื่อเข้ามาในโมดูล Cheque แล้ว ให้ใช้เมนู Cheque &gt; Configuration &gt; Cheque Lists และ Accounting &gt; Configuration &gt; Journals ตามลำดับของงาน</w:t>
+      </w:r>
+    </w:p>
+    <w:p>
+      <w:r>
+        <w:drawing>
+          <wp:inline xmlns:a="http://schemas.openxmlformats.org/drawingml/2006/main" xmlns:pic="http://schemas.openxmlformats.org/drawingml/2006/picture">
+            <wp:extent cx="5669280" cy="4251960"/>
+            <wp:docPr id="2" name="Picture 2"/>
+            <wp:cNvGraphicFramePr>
+              <a:graphicFrameLocks noChangeAspect="1"/>
+            </wp:cNvGraphicFramePr>
+            <a:graphic>
+              <a:graphicData uri="http://schemas.openxmlformats.org/drawingml/2006/picture">
+                <pic:pic>
+                  <pic:nvPicPr>
+                    <pic:cNvPr id="0" name="image.png"/>
+                    <pic:cNvPicPr/>
+                  </pic:nvPicPr>
+                  <pic:blipFill>
+                    <a:blip r:embed="rId11"/>
+                    <a:stretch>
+                      <a:fillRect/>
+                    </a:stretch>
+                  </pic:blipFill>
+                  <pic:spPr>
+                    <a:xfrm>
+                      <a:off x="0" y="0"/>
+                      <a:ext cx="5669280" cy="4251960"/>
+                    </a:xfrm>
+                    <a:prstGeom prst="rect"/>
+                  </pic:spPr>
+                </pic:pic>
+              </a:graphicData>
+            </a:graphic>
+          </wp:inline>
+        </w:drawing>
+      </w:r>
+    </w:p>
+    <w:p>
+      <w:r>
+        <w:rPr>
+          <w:rFonts w:ascii="TH Sarabun New" w:hAnsi="TH Sarabun New" w:eastAsia="TH Sarabun New"/>
+          <w:b w:val="0"/>
+          <w:i/>
+          <w:sz w:val="28"/>
+        </w:rPr>
+        <w:t>ภาพประกอบขั้นตอนที่ 2</w:t>
       </w:r>
     </w:p>
     <w:tbl>
@@ -158,6 +378,9 @@
         <w:gridCol w:w="3312"/>
       </w:tblGrid>
       <w:tr>
+        <w:trPr>
+          <w:cantSplit/>
+        </w:trPr>
         <w:tc>
           <w:tcPr>
             <w:tcW w:type="dxa" w:w="3312"/>
@@ -211,6 +434,9 @@
         </w:tc>
       </w:tr>
       <w:tr>
+        <w:trPr>
+          <w:cantSplit/>
+        </w:trPr>
         <w:tc>
           <w:tcPr>
             <w:tcW w:type="dxa" w:w="3312"/>
@@ -261,6 +487,9 @@
         </w:tc>
       </w:tr>
       <w:tr>
+        <w:trPr>
+          <w:cantSplit/>
+        </w:trPr>
         <w:tc>
           <w:tcPr>
             <w:tcW w:type="dxa" w:w="3312"/>
@@ -311,6 +540,9 @@
         </w:tc>
       </w:tr>
       <w:tr>
+        <w:trPr>
+          <w:cantSplit/>
+        </w:trPr>
         <w:tc>
           <w:tcPr>
             <w:tcW w:type="dxa" w:w="3312"/>
@@ -361,158 +593,6 @@
         </w:tc>
       </w:tr>
     </w:tbl>
-    <w:p>
-      <w:r>
-        <w:t>1. เข้าใช้งานจากหน้าหลัก</w:t>
-      </w:r>
-    </w:p>
-    <w:p>
-      <w:pPr>
-        <w:pStyle w:val="ListBullet"/>
-      </w:pPr>
-      <w:r>
-        <w:rPr>
-          <w:rFonts w:ascii="TH Sarabun New" w:hAnsi="TH Sarabun New" w:eastAsia="TH Sarabun New"/>
-          <w:b w:val="0"/>
-          <w:i w:val="0"/>
-          <w:sz w:val="32"/>
-        </w:rPr>
-        <w:t>Cheque &gt; Configuration &gt; Cheque Lists</w:t>
-      </w:r>
-    </w:p>
-    <w:p>
-      <w:pPr>
-        <w:pStyle w:val="ListBullet"/>
-      </w:pPr>
-      <w:r>
-        <w:rPr>
-          <w:rFonts w:ascii="TH Sarabun New" w:hAnsi="TH Sarabun New" w:eastAsia="TH Sarabun New"/>
-          <w:b w:val="0"/>
-          <w:i w:val="0"/>
-          <w:sz w:val="32"/>
-        </w:rPr>
-        <w:t>Accounting &gt; Configuration &gt; Journals</w:t>
-      </w:r>
-    </w:p>
-    <w:p>
-      <w:r>
-        <w:rPr>
-          <w:b w:val="0"/>
-        </w:rPr>
-        <w:t>ให้เริ่มจากหน้า Dashboard แล้วกดเข้าโมดูลตามภาพ จากนั้นกดเมนูย่อยตามหมายเลขในภาพเพื่อเข้าสู่หน้าที่ใช้ทำรายการจริง.</w:t>
-      </w:r>
-    </w:p>
-    <w:p>
-      <w:pPr>
-        <w:jc w:val="center"/>
-      </w:pPr>
-      <w:r>
-        <w:drawing>
-          <wp:inline xmlns:a="http://schemas.openxmlformats.org/drawingml/2006/main" xmlns:pic="http://schemas.openxmlformats.org/drawingml/2006/picture">
-            <wp:extent cx="5852160" cy="4389120"/>
-            <wp:docPr id="4" name="Picture 4"/>
-            <wp:cNvGraphicFramePr>
-              <a:graphicFrameLocks noChangeAspect="1"/>
-            </wp:cNvGraphicFramePr>
-            <a:graphic>
-              <a:graphicData uri="http://schemas.openxmlformats.org/drawingml/2006/picture">
-                <pic:pic>
-                  <pic:nvPicPr>
-                    <pic:cNvPr id="0" name="image.png"/>
-                    <pic:cNvPicPr/>
-                  </pic:nvPicPr>
-                  <pic:blipFill>
-                    <a:blip r:embed="rId10"/>
-                    <a:stretch>
-                      <a:fillRect/>
-                    </a:stretch>
-                  </pic:blipFill>
-                  <pic:spPr>
-                    <a:xfrm>
-                      <a:off x="0" y="0"/>
-                      <a:ext cx="5852160" cy="4389120"/>
-                    </a:xfrm>
-                    <a:prstGeom prst="rect"/>
-                  </pic:spPr>
-                </pic:pic>
-              </a:graphicData>
-            </a:graphic>
-          </wp:inline>
-        </w:drawing>
-      </w:r>
-    </w:p>
-    <w:p>
-      <w:pPr>
-        <w:jc w:val="center"/>
-      </w:pPr>
-      <w:r>
-        <w:t>รูป 5.2A.1 หน้า Dashboard สำหรับเข้าโมดูล Cheque</w:t>
-      </w:r>
-    </w:p>
-    <w:p>
-      <w:pPr>
-        <w:jc w:val="center"/>
-      </w:pPr>
-      <w:r>
-        <w:drawing>
-          <wp:inline xmlns:a="http://schemas.openxmlformats.org/drawingml/2006/main" xmlns:pic="http://schemas.openxmlformats.org/drawingml/2006/picture">
-            <wp:extent cx="5852160" cy="4389120"/>
-            <wp:docPr id="5" name="Picture 5"/>
-            <wp:cNvGraphicFramePr>
-              <a:graphicFrameLocks noChangeAspect="1"/>
-            </wp:cNvGraphicFramePr>
-            <a:graphic>
-              <a:graphicData uri="http://schemas.openxmlformats.org/drawingml/2006/picture">
-                <pic:pic>
-                  <pic:nvPicPr>
-                    <pic:cNvPr id="0" name="image.png"/>
-                    <pic:cNvPicPr/>
-                  </pic:nvPicPr>
-                  <pic:blipFill>
-                    <a:blip r:embed="rId11"/>
-                    <a:stretch>
-                      <a:fillRect/>
-                    </a:stretch>
-                  </pic:blipFill>
-                  <pic:spPr>
-                    <a:xfrm>
-                      <a:off x="0" y="0"/>
-                      <a:ext cx="5852160" cy="4389120"/>
-                    </a:xfrm>
-                    <a:prstGeom prst="rect"/>
-                  </pic:spPr>
-                </pic:pic>
-              </a:graphicData>
-            </a:graphic>
-          </wp:inline>
-        </w:drawing>
-      </w:r>
-    </w:p>
-    <w:p>
-      <w:pPr>
-        <w:jc w:val="center"/>
-      </w:pPr>
-      <w:r>
-        <w:t>รูป 5.2A.2 เมนู Cheque &gt; Configuration เพื่อเข้าเลือกเทมเพลตฟอร์มเช็ค</w:t>
-      </w:r>
-    </w:p>
-    <w:p>
-      <w:r>
-        <w:t>คำอธิบายช่องสำคัญบนหน้าจอ</w:t>
-      </w:r>
-    </w:p>
-    <w:p>
-      <w:r>
-        <w:rPr>
-          <w:rFonts w:ascii="TH Sarabun New" w:hAnsi="TH Sarabun New" w:eastAsia="TH Sarabun New"/>
-          <w:b/>
-          <w:i w:val="0"/>
-          <w:color w:val="1F4E79"/>
-          <w:sz w:val="36"/>
-        </w:rPr>
-        <w:t>กลุ่มฟิลด์สำคัญใน Cheque Form Template</w:t>
-      </w:r>
-    </w:p>
     <w:tbl>
       <w:tblPr>
         <w:tblStyle w:val="TableGrid"/>
@@ -526,6 +606,9 @@
         <w:gridCol w:w="3312"/>
       </w:tblGrid>
       <w:tr>
+        <w:trPr>
+          <w:cantSplit/>
+        </w:trPr>
         <w:tc>
           <w:tcPr>
             <w:tcW w:type="dxa" w:w="3312"/>
@@ -579,6 +662,9 @@
         </w:tc>
       </w:tr>
       <w:tr>
+        <w:trPr>
+          <w:cantSplit/>
+        </w:trPr>
         <w:tc>
           <w:tcPr>
             <w:tcW w:type="dxa" w:w="3312"/>
@@ -629,6 +715,9 @@
         </w:tc>
       </w:tr>
       <w:tr>
+        <w:trPr>
+          <w:cantSplit/>
+        </w:trPr>
         <w:tc>
           <w:tcPr>
             <w:tcW w:type="dxa" w:w="3312"/>
@@ -679,6 +768,9 @@
         </w:tc>
       </w:tr>
       <w:tr>
+        <w:trPr>
+          <w:cantSplit/>
+        </w:trPr>
         <w:tc>
           <w:tcPr>
             <w:tcW w:type="dxa" w:w="3312"/>
@@ -729,6 +821,9 @@
         </w:tc>
       </w:tr>
       <w:tr>
+        <w:trPr>
+          <w:cantSplit/>
+        </w:trPr>
         <w:tc>
           <w:tcPr>
             <w:tcW w:type="dxa" w:w="3312"/>
@@ -779,6 +874,9 @@
         </w:tc>
       </w:tr>
       <w:tr>
+        <w:trPr>
+          <w:cantSplit/>
+        </w:trPr>
         <w:tc>
           <w:tcPr>
             <w:tcW w:type="dxa" w:w="3312"/>
@@ -829,6 +927,9 @@
         </w:tc>
       </w:tr>
       <w:tr>
+        <w:trPr>
+          <w:cantSplit/>
+        </w:trPr>
         <w:tc>
           <w:tcPr>
             <w:tcW w:type="dxa" w:w="3312"/>
@@ -879,11 +980,6 @@
         </w:tc>
       </w:tr>
     </w:tbl>
-    <w:p>
-      <w:r>
-        <w:t>ตัวอย่าง Scenario จากข้อมูลจริงในระบบ</w:t>
-      </w:r>
-    </w:p>
     <w:tbl>
       <w:tblPr>
         <w:tblStyle w:val="TableGrid"/>
@@ -897,6 +993,9 @@
         <w:gridCol w:w="3312"/>
       </w:tblGrid>
       <w:tr>
+        <w:trPr>
+          <w:cantSplit/>
+        </w:trPr>
         <w:tc>
           <w:tcPr>
             <w:tcW w:type="dxa" w:w="3312"/>
@@ -950,6 +1049,9 @@
         </w:tc>
       </w:tr>
       <w:tr>
+        <w:trPr>
+          <w:cantSplit/>
+        </w:trPr>
         <w:tc>
           <w:tcPr>
             <w:tcW w:type="dxa" w:w="3312"/>
@@ -1000,6 +1102,9 @@
         </w:tc>
       </w:tr>
       <w:tr>
+        <w:trPr>
+          <w:cantSplit/>
+        </w:trPr>
         <w:tc>
           <w:tcPr>
             <w:tcW w:type="dxa" w:w="3312"/>
@@ -1051,38 +1156,70 @@
       </w:tr>
     </w:tbl>
     <w:p>
+      <w:pPr>
+        <w:keepNext/>
+        <w:spacing w:before="0" w:after="120"/>
+        <w:keepLines/>
+      </w:pPr>
       <w:r>
-        <w:t>สิ่งที่ควรตรวจสอบก่อนบันทึก</w:t>
+        <w:t>4. ตรวจสอบ Journal Entry</w:t>
       </w:r>
     </w:p>
     <w:p>
       <w:pPr>
-        <w:pStyle w:val="ListBullet"/>
+        <w:pStyle w:val="Heading3"/>
+        <w:keepNext/>
+        <w:spacing w:before="0" w:after="120"/>
+        <w:keepLines/>
       </w:pPr>
+      <w:r>
+        <w:t>วิธีอ่าน Journal ในหัวข้อนี้</w:t>
+      </w:r>
+    </w:p>
+    <w:p>
+      <w:r>
+        <w:rPr>
+          <w:rFonts w:ascii="TH Sarabun New" w:hAnsi="TH Sarabun New" w:eastAsia="TH Sarabun New"/>
+          <w:b/>
+          <w:sz w:val="32"/>
+        </w:rPr>
+        <w:t>แนวทางการตรวจสอบ Journal</w:t>
+      </w:r>
+    </w:p>
+    <w:p>
       <w:r>
         <w:rPr>
           <w:rFonts w:ascii="TH Sarabun New" w:hAnsi="TH Sarabun New" w:eastAsia="TH Sarabun New"/>
           <w:b w:val="0"/>
-          <w:i w:val="0"/>
           <w:sz w:val="32"/>
         </w:rPr>
-        <w:t>การแก้ Template มีผลกับเช็คที่จะพิมพ์หลังจากนั้นทั้งหมดใน Journal ที่ผูก Template นี้</w:t>
+        <w:t>หัวข้อนี้เป็นการตั้งค่าแบบฟอร์มพิมพ์ จึงไม่มี Journal Entry เกิดขึ้นโดยตรง แต่มีผลต่อความถูกต้องของเอกสารที่ใช้ประกอบธุรกรรมทางการเงิน.</w:t>
       </w:r>
     </w:p>
     <w:p>
       <w:pPr>
-        <w:pStyle w:val="ListBullet"/>
+        <w:spacing w:after="120" w:before="0"/>
+        <w:keepNext/>
       </w:pPr>
       <w:r>
-        <w:rPr>
-          <w:rFonts w:ascii="TH Sarabun New" w:hAnsi="TH Sarabun New" w:eastAsia="TH Sarabun New"/>
-          <w:b w:val="0"/>
-          <w:i w:val="0"/>
-          <w:sz w:val="32"/>
-        </w:rPr>
-        <w:t>ควรพิมพ์ทดสอบกับกระดาษเปล่าก่อนทุกครั้งเพื่อป้องกันการเสียหน้าเช็คจริง</w:t>
+        <w:t>หัวข้อนี้เป็นการตั้งค่าแบบฟอร์มเช็ค จึงยังไม่สร้างรายการบัญชี</w:t>
       </w:r>
     </w:p>
+    <w:p>
+      <w:pPr>
+        <w:spacing w:after="120" w:before="0"/>
+        <w:keepNext/>
+      </w:pPr>
+      <w:r>
+        <w:t>ผลของการตั้งค่านี้จะมีผลเฉพาะรูปแบบการพิมพ์เช็ค ไม่ได้เปลี่ยนเดบิตหรือเครดิตของระบบ</w:t>
+      </w:r>
+    </w:p>
+    <w:sectPr>
+      <w:pgSz w:w="12240" w:h="15840"/>
+      <w:pgMar w:top="1008" w:right="1152" w:bottom="1008" w:left="1152" w:header="720" w:footer="720" w:gutter="0"/>
+      <w:cols w:space="720"/>
+      <w:docGrid w:linePitch="360"/>
+    </w:sectPr>
   </w:body>
 </w:document>
 </file>
